--- a/output/docx/en/BUFRCREX_TableB_en_21.docx
+++ b/output/docx/en/BUFRCREX_TableB_en_21.docx
@@ -28294,7 +28294,7 @@
                 <w:b w:val="0"/>
                 <w:sz w:val="16"/>
               </w:rPr>
-              <w:t>Note 11: Descriptor 3 01 002 should not be used.</w:t>
+              <w:t>Note B11: 0 21 189 is similar to 0-21-177, but with a negative reference value</w:t>
             </w:r>
           </w:p>
         </w:tc>
